--- a/HASIL_BLACKBOX_SESI.docx
+++ b/HASIL_BLACKBOX_SESI.docx
@@ -3,59 +3,99 @@
 <w:document xmlns:wpc="http://schemas.microsoft.com/office/word/2010/wordprocessingCanvas" xmlns:mo="http://schemas.microsoft.com/office/mac/office/2008/main" xmlns:mc="http://schemas.openxmlformats.org/markup-compatibility/2006" xmlns:mv="urn:schemas-microsoft-com:mac:vml" xmlns:o="urn:schemas-microsoft-com:office:office" xmlns:r="http://schemas.openxmlformats.org/officeDocument/2006/relationships" xmlns:m="http://schemas.openxmlformats.org/officeDocument/2006/math" xmlns:v="urn:schemas-microsoft-com:vml" xmlns:wp14="http://schemas.microsoft.com/office/word/2010/wordprocessingDrawing" xmlns:wp="http://schemas.openxmlformats.org/drawingml/2006/wordprocessingDrawing" xmlns:w10="urn:schemas-microsoft-com:office:word" xmlns:w="http://schemas.openxmlformats.org/wordprocessingml/2006/main" xmlns:w14="http://schemas.microsoft.com/office/word/2010/wordml" xmlns:wpg="http://schemas.microsoft.com/office/word/2010/wordprocessingGroup" xmlns:wpi="http://schemas.microsoft.com/office/word/2010/wordprocessingInk" xmlns:wne="http://schemas.microsoft.com/office/word/2006/wordml" xmlns:wps="http://schemas.microsoft.com/office/word/2010/wordprocessingShape" mc:Ignorable="w14 wp14">
   <w:body>
     <w:p>
-      <w:pPr>
-        <w:spacing w:after="160" w:before="40"/>
-        <w:jc w:val="center"/>
-      </w:pPr>
       <w:r>
         <w:rPr>
-          <w:rFonts w:ascii="Times New Roman" w:hAnsi="Times New Roman" w:eastAsia="Times New Roman"/>
+          <w:rFonts w:ascii="Times New Roman" w:hAnsi="Times New Roman"/>
           <w:b/>
-          <w:i w:val="0"/>
           <w:sz w:val="28"/>
         </w:rPr>
-        <w:t>HASIL BLACK BOX TESTING</w:t>
+        <w:t>HASIL BLACK BOX — Reset DB + Verifikasi Sistem</w:t>
       </w:r>
     </w:p>
     <w:p>
-      <w:pPr>
-        <w:spacing w:after="80" w:before="40"/>
-        <w:jc w:val="center"/>
-      </w:pPr>
       <w:r>
         <w:rPr>
-          <w:rFonts w:ascii="Times New Roman" w:hAnsi="Times New Roman" w:eastAsia="Times New Roman"/>
-          <w:b/>
-          <w:i w:val="0"/>
-          <w:sz w:val="22"/>
+          <w:rFonts w:ascii="Times New Roman" w:hAnsi="Times New Roman"/>
+          <w:b w:val="0"/>
+          <w:sz w:val="24"/>
         </w:rPr>
-        <w:t>Karya Tantri Abadi — diisi oleh Peneliti</w:t>
+        <w:t>Karya Tantri Abadi</w:t>
       </w:r>
     </w:p>
     <w:p>
-      <w:pPr>
-        <w:spacing w:after="80" w:before="40"/>
-        <w:jc w:val="center"/>
-      </w:pPr>
       <w:r>
         <w:rPr>
-          <w:rFonts w:ascii="Times New Roman" w:hAnsi="Times New Roman" w:eastAsia="Times New Roman"/>
+          <w:rFonts w:ascii="Times New Roman" w:hAnsi="Times New Roman"/>
           <w:b w:val="0"/>
-          <w:i/>
-          <w:sz w:val="20"/>
+          <w:sz w:val="24"/>
         </w:rPr>
-        <w:t>2026-07-22 19:54 | http://127.0.0.1:8000/auth/login | CAPTCHA off</w:t>
+        <w:t>Tanggal: 2026-07-22 20:28</w:t>
       </w:r>
     </w:p>
     <w:p>
-      <w:pPr>
-        <w:spacing w:after="120" w:before="200"/>
-      </w:pPr>
       <w:r>
         <w:rPr>
-          <w:rFonts w:ascii="Times New Roman" w:hAnsi="Times New Roman" w:eastAsia="Times New Roman"/>
+          <w:rFonts w:ascii="Times New Roman" w:hAnsi="Times New Roman"/>
+          <w:b w:val="0"/>
+          <w:sz w:val="24"/>
+        </w:rPr>
+        <w:t>Diisi oleh: Peneliti (Adrian Akbar Ramadhani)</w:t>
+      </w:r>
+    </w:p>
+    <w:p>
+      <w:r>
+        <w:rPr>
+          <w:rFonts w:ascii="Times New Roman" w:hAnsi="Times New Roman"/>
+          <w:b w:val="0"/>
+          <w:sz w:val="24"/>
+        </w:rPr>
+        <w:t>Persiapan: migrate:fresh + seed penuh + PinjamanSeeder</w:t>
+      </w:r>
+    </w:p>
+    <w:p>
+      <w:r>
+        <w:rPr>
+          <w:rFonts w:ascii="Times New Roman" w:hAnsi="Times New Roman"/>
+          <w:b w:val="0"/>
+          <w:sz w:val="24"/>
+        </w:rPr>
+        <w:t>URL: http://127.0.0.1:8000/auth/login</w:t>
+      </w:r>
+    </w:p>
+    <w:p>
+      <w:r>
+        <w:rPr>
+          <w:rFonts w:ascii="Times New Roman" w:hAnsi="Times New Roman"/>
+          <w:b w:val="0"/>
+          <w:sz w:val="24"/>
+        </w:rPr>
+        <w:t>CAPTCHA: dihapus (email+password only)</w:t>
+      </w:r>
+    </w:p>
+    <w:p>
+      <w:r>
+        <w:rPr>
+          <w:rFonts w:ascii="Times New Roman" w:hAnsi="Times New Roman"/>
+          <w:b w:val="0"/>
+          <w:sz w:val="24"/>
+        </w:rPr>
+        <w:t>Fee: tier ≤2,5jt UTJ 22%/cair 73%; ≥2,6jt UTJ 11%/cair 84%</w:t>
+      </w:r>
+    </w:p>
+    <w:p>
+      <w:r>
+        <w:rPr>
+          <w:rFonts w:ascii="Times New Roman" w:hAnsi="Times New Roman"/>
+          <w:b w:val="0"/>
+          <w:sz w:val="24"/>
+        </w:rPr>
+      </w:r>
+    </w:p>
+    <w:p>
+      <w:r>
+        <w:rPr>
+          <w:rFonts w:ascii="Times New Roman" w:hAnsi="Times New Roman"/>
           <w:b/>
-          <w:i w:val="0"/>
           <w:sz w:val="24"/>
         </w:rPr>
         <w:t>Rekap</w:t>
@@ -65,7 +105,6 @@
       <w:tblPr>
         <w:tblStyle w:val="TableGrid"/>
         <w:tblW w:type="auto" w:w="0"/>
-        <w:jc w:val="center"/>
         <w:tblLook w:firstColumn="1" w:firstRow="1" w:lastColumn="0" w:lastRow="0" w:noHBand="0" w:noVBand="1" w:val="04A0"/>
       </w:tblPr>
       <w:tblGrid>
@@ -78,105 +117,50 @@
       <w:tr>
         <w:tc>
           <w:tcPr>
-            <w:tcW w:type="dxa" w:w="3402"/>
-            <w:shd w:fill="D9E2F3" w:val="clear"/>
+            <w:tcW w:type="dxa" w:w="1994"/>
           </w:tcPr>
           <w:p>
-            <w:pPr>
-              <w:jc w:val="center"/>
-            </w:pPr>
-            <w:r/>
             <w:r>
-              <w:rPr>
-                <w:rFonts w:ascii="Times New Roman" w:hAnsi="Times New Roman" w:eastAsia="Times New Roman"/>
-                <w:b/>
-                <w:i w:val="0"/>
-                <w:sz w:val="20"/>
-              </w:rPr>
               <w:t>Modul</w:t>
             </w:r>
           </w:p>
         </w:tc>
         <w:tc>
           <w:tcPr>
-            <w:tcW w:type="dxa" w:w="1417"/>
-            <w:shd w:fill="D9E2F3" w:val="clear"/>
+            <w:tcW w:type="dxa" w:w="1994"/>
           </w:tcPr>
           <w:p>
-            <w:pPr>
-              <w:jc w:val="center"/>
-            </w:pPr>
-            <w:r/>
             <w:r>
-              <w:rPr>
-                <w:rFonts w:ascii="Times New Roman" w:hAnsi="Times New Roman" w:eastAsia="Times New Roman"/>
-                <w:b/>
-                <w:i w:val="0"/>
-                <w:sz w:val="20"/>
-              </w:rPr>
               <w:t>Jumlah</w:t>
             </w:r>
           </w:p>
         </w:tc>
         <w:tc>
           <w:tcPr>
-            <w:tcW w:type="dxa" w:w="1134"/>
-            <w:shd w:fill="D9E2F3" w:val="clear"/>
+            <w:tcW w:type="dxa" w:w="1994"/>
           </w:tcPr>
           <w:p>
-            <w:pPr>
-              <w:jc w:val="center"/>
-            </w:pPr>
-            <w:r/>
             <w:r>
-              <w:rPr>
-                <w:rFonts w:ascii="Times New Roman" w:hAnsi="Times New Roman" w:eastAsia="Times New Roman"/>
-                <w:b/>
-                <w:i w:val="0"/>
-                <w:sz w:val="20"/>
-              </w:rPr>
               <w:t>L</w:t>
             </w:r>
           </w:p>
         </w:tc>
         <w:tc>
           <w:tcPr>
-            <w:tcW w:type="dxa" w:w="1134"/>
-            <w:shd w:fill="D9E2F3" w:val="clear"/>
+            <w:tcW w:type="dxa" w:w="1994"/>
           </w:tcPr>
           <w:p>
-            <w:pPr>
-              <w:jc w:val="center"/>
-            </w:pPr>
-            <w:r/>
             <w:r>
-              <w:rPr>
-                <w:rFonts w:ascii="Times New Roman" w:hAnsi="Times New Roman" w:eastAsia="Times New Roman"/>
-                <w:b/>
-                <w:i w:val="0"/>
-                <w:sz w:val="20"/>
-              </w:rPr>
               <w:t>TL</w:t>
             </w:r>
           </w:p>
         </w:tc>
         <w:tc>
           <w:tcPr>
-            <w:tcW w:type="dxa" w:w="1984"/>
-            <w:shd w:fill="D9E2F3" w:val="clear"/>
+            <w:tcW w:type="dxa" w:w="1994"/>
           </w:tcPr>
           <w:p>
-            <w:pPr>
-              <w:jc w:val="center"/>
-            </w:pPr>
-            <w:r/>
             <w:r>
-              <w:rPr>
-                <w:rFonts w:ascii="Times New Roman" w:hAnsi="Times New Roman" w:eastAsia="Times New Roman"/>
-                <w:b/>
-                <w:i w:val="0"/>
-                <w:sz w:val="20"/>
-              </w:rPr>
               <w:t>% Lulus</w:t>
             </w:r>
           </w:p>
@@ -185,86 +169,51 @@
       <w:tr>
         <w:tc>
           <w:tcPr>
-            <w:tcW w:type="dxa" w:w="3402"/>
+            <w:tcW w:type="dxa" w:w="1994"/>
           </w:tcPr>
           <w:p>
-            <w:r/>
             <w:r>
-              <w:rPr>
-                <w:rFonts w:ascii="Times New Roman" w:hAnsi="Times New Roman" w:eastAsia="Times New Roman"/>
-                <w:b w:val="0"/>
-                <w:i w:val="0"/>
-                <w:sz w:val="20"/>
-              </w:rPr>
               <w:t>Login &amp; multi-panel</w:t>
             </w:r>
           </w:p>
         </w:tc>
         <w:tc>
           <w:tcPr>
-            <w:tcW w:type="dxa" w:w="1417"/>
+            <w:tcW w:type="dxa" w:w="1994"/>
           </w:tcPr>
           <w:p>
-            <w:r/>
             <w:r>
-              <w:rPr>
-                <w:rFonts w:ascii="Times New Roman" w:hAnsi="Times New Roman" w:eastAsia="Times New Roman"/>
-                <w:b w:val="0"/>
-                <w:i w:val="0"/>
-                <w:sz w:val="20"/>
-              </w:rPr>
-              <w:t>8</w:t>
+              <w:t>9</w:t>
             </w:r>
           </w:p>
         </w:tc>
         <w:tc>
           <w:tcPr>
-            <w:tcW w:type="dxa" w:w="1134"/>
+            <w:tcW w:type="dxa" w:w="1994"/>
           </w:tcPr>
           <w:p>
-            <w:r/>
             <w:r>
-              <w:rPr>
-                <w:rFonts w:ascii="Times New Roman" w:hAnsi="Times New Roman" w:eastAsia="Times New Roman"/>
-                <w:b w:val="0"/>
-                <w:i w:val="0"/>
-                <w:sz w:val="20"/>
-              </w:rPr>
-              <w:t>8</w:t>
+              <w:t>9</w:t>
             </w:r>
           </w:p>
         </w:tc>
         <w:tc>
           <w:tcPr>
-            <w:tcW w:type="dxa" w:w="1134"/>
+            <w:tcW w:type="dxa" w:w="1994"/>
           </w:tcPr>
           <w:p>
-            <w:r/>
             <w:r>
-              <w:rPr>
-                <w:rFonts w:ascii="Times New Roman" w:hAnsi="Times New Roman" w:eastAsia="Times New Roman"/>
-                <w:b w:val="0"/>
-                <w:i w:val="0"/>
-                <w:sz w:val="20"/>
-              </w:rPr>
               <w:t>0</w:t>
             </w:r>
           </w:p>
         </w:tc>
         <w:tc>
           <w:tcPr>
-            <w:tcW w:type="dxa" w:w="1984"/>
+            <w:tcW w:type="dxa" w:w="1994"/>
           </w:tcPr>
           <w:p>
-            <w:r/>
             <w:r>
-              <w:rPr>
-                <w:rFonts w:ascii="Times New Roman" w:hAnsi="Times New Roman" w:eastAsia="Times New Roman"/>
-                <w:b w:val="0"/>
-                <w:i w:val="0"/>
-                <w:sz w:val="20"/>
-              </w:rPr>
-              <w:t>100.0%</w:t>
+              <w:t>100%</w:t>
             </w:r>
           </w:p>
         </w:tc>
@@ -272,86 +221,51 @@
       <w:tr>
         <w:tc>
           <w:tcPr>
-            <w:tcW w:type="dxa" w:w="3402"/>
+            <w:tcW w:type="dxa" w:w="1994"/>
           </w:tcPr>
           <w:p>
-            <w:r/>
             <w:r>
-              <w:rPr>
-                <w:rFonts w:ascii="Times New Roman" w:hAnsi="Times New Roman" w:eastAsia="Times New Roman"/>
-                <w:b w:val="0"/>
-                <w:i w:val="0"/>
-                <w:sz w:val="20"/>
-              </w:rPr>
               <w:t>Tabungan</w:t>
             </w:r>
           </w:p>
         </w:tc>
         <w:tc>
           <w:tcPr>
-            <w:tcW w:type="dxa" w:w="1417"/>
+            <w:tcW w:type="dxa" w:w="1994"/>
           </w:tcPr>
           <w:p>
-            <w:r/>
             <w:r>
-              <w:rPr>
-                <w:rFonts w:ascii="Times New Roman" w:hAnsi="Times New Roman" w:eastAsia="Times New Roman"/>
-                <w:b w:val="0"/>
-                <w:i w:val="0"/>
-                <w:sz w:val="20"/>
-              </w:rPr>
               <w:t>6</w:t>
             </w:r>
           </w:p>
         </w:tc>
         <w:tc>
           <w:tcPr>
-            <w:tcW w:type="dxa" w:w="1134"/>
+            <w:tcW w:type="dxa" w:w="1994"/>
           </w:tcPr>
           <w:p>
-            <w:r/>
             <w:r>
-              <w:rPr>
-                <w:rFonts w:ascii="Times New Roman" w:hAnsi="Times New Roman" w:eastAsia="Times New Roman"/>
-                <w:b w:val="0"/>
-                <w:i w:val="0"/>
-                <w:sz w:val="20"/>
-              </w:rPr>
               <w:t>6</w:t>
             </w:r>
           </w:p>
         </w:tc>
         <w:tc>
           <w:tcPr>
-            <w:tcW w:type="dxa" w:w="1134"/>
+            <w:tcW w:type="dxa" w:w="1994"/>
           </w:tcPr>
           <w:p>
-            <w:r/>
             <w:r>
-              <w:rPr>
-                <w:rFonts w:ascii="Times New Roman" w:hAnsi="Times New Roman" w:eastAsia="Times New Roman"/>
-                <w:b w:val="0"/>
-                <w:i w:val="0"/>
-                <w:sz w:val="20"/>
-              </w:rPr>
               <w:t>0</w:t>
             </w:r>
           </w:p>
         </w:tc>
         <w:tc>
           <w:tcPr>
-            <w:tcW w:type="dxa" w:w="1984"/>
+            <w:tcW w:type="dxa" w:w="1994"/>
           </w:tcPr>
           <w:p>
-            <w:r/>
             <w:r>
-              <w:rPr>
-                <w:rFonts w:ascii="Times New Roman" w:hAnsi="Times New Roman" w:eastAsia="Times New Roman"/>
-                <w:b w:val="0"/>
-                <w:i w:val="0"/>
-                <w:sz w:val="20"/>
-              </w:rPr>
-              <w:t>100.0%</w:t>
+              <w:t>100%</w:t>
             </w:r>
           </w:p>
         </w:tc>
@@ -359,86 +273,51 @@
       <w:tr>
         <w:tc>
           <w:tcPr>
-            <w:tcW w:type="dxa" w:w="3402"/>
+            <w:tcW w:type="dxa" w:w="1994"/>
           </w:tcPr>
           <w:p>
-            <w:r/>
             <w:r>
-              <w:rPr>
-                <w:rFonts w:ascii="Times New Roman" w:hAnsi="Times New Roman" w:eastAsia="Times New Roman"/>
-                <w:b w:val="0"/>
-                <w:i w:val="0"/>
-                <w:sz w:val="20"/>
-              </w:rPr>
-              <w:t>Pinjaman kelompok</w:t>
+              <w:t>Pinjaman (+fee tier)</w:t>
             </w:r>
           </w:p>
         </w:tc>
         <w:tc>
           <w:tcPr>
-            <w:tcW w:type="dxa" w:w="1417"/>
+            <w:tcW w:type="dxa" w:w="1994"/>
           </w:tcPr>
           <w:p>
-            <w:r/>
             <w:r>
-              <w:rPr>
-                <w:rFonts w:ascii="Times New Roman" w:hAnsi="Times New Roman" w:eastAsia="Times New Roman"/>
-                <w:b w:val="0"/>
-                <w:i w:val="0"/>
-                <w:sz w:val="20"/>
-              </w:rPr>
-              <w:t>11</w:t>
+              <w:t>16</w:t>
             </w:r>
           </w:p>
         </w:tc>
         <w:tc>
           <w:tcPr>
-            <w:tcW w:type="dxa" w:w="1134"/>
+            <w:tcW w:type="dxa" w:w="1994"/>
           </w:tcPr>
           <w:p>
-            <w:r/>
             <w:r>
-              <w:rPr>
-                <w:rFonts w:ascii="Times New Roman" w:hAnsi="Times New Roman" w:eastAsia="Times New Roman"/>
-                <w:b w:val="0"/>
-                <w:i w:val="0"/>
-                <w:sz w:val="20"/>
-              </w:rPr>
-              <w:t>11</w:t>
+              <w:t>16</w:t>
             </w:r>
           </w:p>
         </w:tc>
         <w:tc>
           <w:tcPr>
-            <w:tcW w:type="dxa" w:w="1134"/>
+            <w:tcW w:type="dxa" w:w="1994"/>
           </w:tcPr>
           <w:p>
-            <w:r/>
             <w:r>
-              <w:rPr>
-                <w:rFonts w:ascii="Times New Roman" w:hAnsi="Times New Roman" w:eastAsia="Times New Roman"/>
-                <w:b w:val="0"/>
-                <w:i w:val="0"/>
-                <w:sz w:val="20"/>
-              </w:rPr>
               <w:t>0</w:t>
             </w:r>
           </w:p>
         </w:tc>
         <w:tc>
           <w:tcPr>
-            <w:tcW w:type="dxa" w:w="1984"/>
+            <w:tcW w:type="dxa" w:w="1994"/>
           </w:tcPr>
           <w:p>
-            <w:r/>
             <w:r>
-              <w:rPr>
-                <w:rFonts w:ascii="Times New Roman" w:hAnsi="Times New Roman" w:eastAsia="Times New Roman"/>
-                <w:b w:val="0"/>
-                <w:i w:val="0"/>
-                <w:sz w:val="20"/>
-              </w:rPr>
-              <w:t>100.0%</w:t>
+              <w:t>100%</w:t>
             </w:r>
           </w:p>
         </w:tc>
@@ -446,86 +325,51 @@
       <w:tr>
         <w:tc>
           <w:tcPr>
-            <w:tcW w:type="dxa" w:w="3402"/>
+            <w:tcW w:type="dxa" w:w="1994"/>
           </w:tcPr>
           <w:p>
-            <w:r/>
             <w:r>
-              <w:rPr>
-                <w:rFonts w:ascii="Times New Roman" w:hAnsi="Times New Roman" w:eastAsia="Times New Roman"/>
-                <w:b w:val="0"/>
-                <w:i w:val="0"/>
-                <w:sz w:val="20"/>
-              </w:rPr>
               <w:t>Laporan &amp; scope</w:t>
             </w:r>
           </w:p>
         </w:tc>
         <w:tc>
           <w:tcPr>
-            <w:tcW w:type="dxa" w:w="1417"/>
+            <w:tcW w:type="dxa" w:w="1994"/>
           </w:tcPr>
           <w:p>
-            <w:r/>
             <w:r>
-              <w:rPr>
-                <w:rFonts w:ascii="Times New Roman" w:hAnsi="Times New Roman" w:eastAsia="Times New Roman"/>
-                <w:b w:val="0"/>
-                <w:i w:val="0"/>
-                <w:sz w:val="20"/>
-              </w:rPr>
               <w:t>5</w:t>
             </w:r>
           </w:p>
         </w:tc>
         <w:tc>
           <w:tcPr>
-            <w:tcW w:type="dxa" w:w="1134"/>
+            <w:tcW w:type="dxa" w:w="1994"/>
           </w:tcPr>
           <w:p>
-            <w:r/>
             <w:r>
-              <w:rPr>
-                <w:rFonts w:ascii="Times New Roman" w:hAnsi="Times New Roman" w:eastAsia="Times New Roman"/>
-                <w:b w:val="0"/>
-                <w:i w:val="0"/>
-                <w:sz w:val="20"/>
-              </w:rPr>
               <w:t>5</w:t>
             </w:r>
           </w:p>
         </w:tc>
         <w:tc>
           <w:tcPr>
-            <w:tcW w:type="dxa" w:w="1134"/>
+            <w:tcW w:type="dxa" w:w="1994"/>
           </w:tcPr>
           <w:p>
-            <w:r/>
             <w:r>
-              <w:rPr>
-                <w:rFonts w:ascii="Times New Roman" w:hAnsi="Times New Roman" w:eastAsia="Times New Roman"/>
-                <w:b w:val="0"/>
-                <w:i w:val="0"/>
-                <w:sz w:val="20"/>
-              </w:rPr>
               <w:t>0</w:t>
             </w:r>
           </w:p>
         </w:tc>
         <w:tc>
           <w:tcPr>
-            <w:tcW w:type="dxa" w:w="1984"/>
+            <w:tcW w:type="dxa" w:w="1994"/>
           </w:tcPr>
           <w:p>
-            <w:r/>
             <w:r>
-              <w:rPr>
-                <w:rFonts w:ascii="Times New Roman" w:hAnsi="Times New Roman" w:eastAsia="Times New Roman"/>
-                <w:b w:val="0"/>
-                <w:i w:val="0"/>
-                <w:sz w:val="20"/>
-              </w:rPr>
-              <w:t>100.0%</w:t>
+              <w:t>100%</w:t>
             </w:r>
           </w:p>
         </w:tc>
@@ -533,111 +377,148 @@
       <w:tr>
         <w:tc>
           <w:tcPr>
-            <w:tcW w:type="dxa" w:w="3402"/>
+            <w:tcW w:type="dxa" w:w="1994"/>
           </w:tcPr>
           <w:p>
-            <w:r/>
             <w:r>
-              <w:rPr>
-                <w:rFonts w:ascii="Times New Roman" w:hAnsi="Times New Roman" w:eastAsia="Times New Roman"/>
-                <w:b w:val="0"/>
-                <w:i w:val="0"/>
-                <w:sz w:val="20"/>
-              </w:rPr>
               <w:t>TOTAL</w:t>
             </w:r>
           </w:p>
         </w:tc>
         <w:tc>
           <w:tcPr>
-            <w:tcW w:type="dxa" w:w="1417"/>
+            <w:tcW w:type="dxa" w:w="1994"/>
           </w:tcPr>
           <w:p>
-            <w:r/>
             <w:r>
-              <w:rPr>
-                <w:rFonts w:ascii="Times New Roman" w:hAnsi="Times New Roman" w:eastAsia="Times New Roman"/>
-                <w:b w:val="0"/>
-                <w:i w:val="0"/>
-                <w:sz w:val="20"/>
-              </w:rPr>
-              <w:t>30</w:t>
+              <w:t>36</w:t>
             </w:r>
           </w:p>
         </w:tc>
         <w:tc>
           <w:tcPr>
-            <w:tcW w:type="dxa" w:w="1134"/>
+            <w:tcW w:type="dxa" w:w="1994"/>
           </w:tcPr>
           <w:p>
-            <w:r/>
             <w:r>
-              <w:rPr>
-                <w:rFonts w:ascii="Times New Roman" w:hAnsi="Times New Roman" w:eastAsia="Times New Roman"/>
-                <w:b w:val="0"/>
-                <w:i w:val="0"/>
-                <w:sz w:val="20"/>
-              </w:rPr>
-              <w:t>30</w:t>
+              <w:t>36</w:t>
             </w:r>
           </w:p>
         </w:tc>
         <w:tc>
           <w:tcPr>
-            <w:tcW w:type="dxa" w:w="1134"/>
+            <w:tcW w:type="dxa" w:w="1994"/>
           </w:tcPr>
           <w:p>
-            <w:r/>
             <w:r>
-              <w:rPr>
-                <w:rFonts w:ascii="Times New Roman" w:hAnsi="Times New Roman" w:eastAsia="Times New Roman"/>
-                <w:b w:val="0"/>
-                <w:i w:val="0"/>
-                <w:sz w:val="20"/>
-              </w:rPr>
               <w:t>0</w:t>
             </w:r>
           </w:p>
         </w:tc>
         <w:tc>
           <w:tcPr>
-            <w:tcW w:type="dxa" w:w="1984"/>
+            <w:tcW w:type="dxa" w:w="1994"/>
           </w:tcPr>
           <w:p>
-            <w:r/>
             <w:r>
-              <w:rPr>
-                <w:rFonts w:ascii="Times New Roman" w:hAnsi="Times New Roman" w:eastAsia="Times New Roman"/>
-                <w:b w:val="0"/>
-                <w:i w:val="0"/>
-                <w:sz w:val="20"/>
-              </w:rPr>
-              <w:t>100.0%</w:t>
+              <w:t>100%</w:t>
             </w:r>
           </w:p>
         </w:tc>
       </w:tr>
     </w:tbl>
-    <w:p/>
     <w:p>
-      <w:pPr>
-        <w:spacing w:after="120" w:before="200"/>
-      </w:pPr>
       <w:r>
         <w:rPr>
-          <w:rFonts w:ascii="Times New Roman" w:hAnsi="Times New Roman" w:eastAsia="Times New Roman"/>
-          <w:b/>
-          <w:i w:val="0"/>
+          <w:rFonts w:ascii="Times New Roman" w:hAnsi="Times New Roman"/>
+          <w:b w:val="0"/>
           <w:sz w:val="24"/>
         </w:rPr>
-        <w:t>Detail 30 kasus</w:t>
+      </w:r>
+    </w:p>
+    <w:p>
+      <w:r>
+        <w:rPr>
+          <w:rFonts w:ascii="Times New Roman" w:hAnsi="Times New Roman"/>
+          <w:b/>
+          <w:sz w:val="24"/>
+        </w:rPr>
+        <w:t>Temuan utama</w:t>
+      </w:r>
+    </w:p>
+    <w:p>
+      <w:r>
+        <w:rPr>
+          <w:rFonts w:ascii="Times New Roman" w:hAnsi="Times New Roman"/>
+          <w:b w:val="0"/>
+          <w:sz w:val="24"/>
+        </w:rPr>
+        <w:t>1. Setelah migrate:fresh + seed, 36/36 kasus probe LULUS.</w:t>
+      </w:r>
+    </w:p>
+    <w:p>
+      <w:r>
+        <w:rPr>
+          <w:rFonts w:ascii="Times New Roman" w:hAnsi="Times New Roman"/>
+          <w:b w:val="0"/>
+          <w:sz w:val="24"/>
+        </w:rPr>
+        <w:t>2. Fee tier benar: 1jt cair 730rb (UTJ 22%); 2,6jt cair 2.184jt (UTJ 11%); 5jt cair 4.2jt.</w:t>
+      </w:r>
+    </w:p>
+    <w:p>
+      <w:r>
+        <w:rPr>
+          <w:rFonts w:ascii="Times New Roman" w:hAnsi="Times New Roman"/>
+          <w:b w:val="0"/>
+          <w:sz w:val="24"/>
+        </w:rPr>
+        <w:t>3. Jadwal weekly 12 baris terbentuk saat pencairan; admin catat cicilan OK.</w:t>
+      </w:r>
+    </w:p>
+    <w:p>
+      <w:r>
+        <w:rPr>
+          <w:rFonts w:ascii="Times New Roman" w:hAnsi="Times New Roman"/>
+          <w:b w:val="0"/>
+          <w:sz w:val="24"/>
+        </w:rPr>
+        <w:t>4. Anggota hanya lihat pinjaman sendiri; CAPTCHA off; /petugas 404.</w:t>
+      </w:r>
+    </w:p>
+    <w:p>
+      <w:r>
+        <w:rPr>
+          <w:rFonts w:ascii="Times New Roman" w:hAnsi="Times New Roman"/>
+          <w:b w:val="0"/>
+          <w:sz w:val="24"/>
+        </w:rPr>
+        <w:t>5. Probe: scripts/blackbox_probe.php → storage/app/blackbox_probe_latest.json</w:t>
+      </w:r>
+    </w:p>
+    <w:p>
+      <w:r>
+        <w:rPr>
+          <w:rFonts w:ascii="Times New Roman" w:hAnsi="Times New Roman"/>
+          <w:b w:val="0"/>
+          <w:sz w:val="24"/>
+        </w:rPr>
+      </w:r>
+    </w:p>
+    <w:p>
+      <w:r>
+        <w:rPr>
+          <w:rFonts w:ascii="Times New Roman" w:hAnsi="Times New Roman"/>
+          <w:b/>
+          <w:sz w:val="24"/>
+        </w:rPr>
+        <w:t>Detail kasus (ringkas)</w:t>
       </w:r>
     </w:p>
     <w:tbl>
       <w:tblPr>
         <w:tblStyle w:val="TableGrid"/>
         <w:tblW w:type="auto" w:w="0"/>
-        <w:jc w:val="center"/>
         <w:tblLook w:firstColumn="1" w:firstRow="1" w:lastColumn="0" w:lastRow="0" w:noHBand="0" w:noVBand="1" w:val="04A0"/>
       </w:tblPr>
       <w:tblGrid>
@@ -648,63 +529,30 @@
       <w:tr>
         <w:tc>
           <w:tcPr>
-            <w:tcW w:type="dxa" w:w="1247"/>
-            <w:shd w:fill="D9E2F3" w:val="clear"/>
+            <w:tcW w:type="dxa" w:w="3324"/>
           </w:tcPr>
           <w:p>
-            <w:pPr>
-              <w:jc w:val="center"/>
-            </w:pPr>
-            <w:r/>
             <w:r>
-              <w:rPr>
-                <w:rFonts w:ascii="Times New Roman" w:hAnsi="Times New Roman" w:eastAsia="Times New Roman"/>
-                <w:b/>
-                <w:i w:val="0"/>
-                <w:sz w:val="16"/>
-              </w:rPr>
               <w:t>ID</w:t>
             </w:r>
           </w:p>
         </w:tc>
         <w:tc>
           <w:tcPr>
-            <w:tcW w:type="dxa" w:w="1020"/>
-            <w:shd w:fill="D9E2F3" w:val="clear"/>
+            <w:tcW w:type="dxa" w:w="3324"/>
           </w:tcPr>
           <w:p>
-            <w:pPr>
-              <w:jc w:val="center"/>
-            </w:pPr>
-            <w:r/>
             <w:r>
-              <w:rPr>
-                <w:rFonts w:ascii="Times New Roman" w:hAnsi="Times New Roman" w:eastAsia="Times New Roman"/>
-                <w:b/>
-                <w:i w:val="0"/>
-                <w:sz w:val="16"/>
-              </w:rPr>
               <w:t>Status</w:t>
             </w:r>
           </w:p>
         </w:tc>
         <w:tc>
           <w:tcPr>
-            <w:tcW w:type="dxa" w:w="7370"/>
-            <w:shd w:fill="D9E2F3" w:val="clear"/>
+            <w:tcW w:type="dxa" w:w="3324"/>
           </w:tcPr>
           <w:p>
-            <w:pPr>
-              <w:jc w:val="center"/>
-            </w:pPr>
-            <w:r/>
             <w:r>
-              <w:rPr>
-                <w:rFonts w:ascii="Times New Roman" w:hAnsi="Times New Roman" w:eastAsia="Times New Roman"/>
-                <w:b/>
-                <w:i w:val="0"/>
-                <w:sz w:val="16"/>
-              </w:rPr>
               <w:t>Hasil aktual</w:t>
             </w:r>
           </w:p>
@@ -713,53 +561,31 @@
       <w:tr>
         <w:tc>
           <w:tcPr>
-            <w:tcW w:type="dxa" w:w="1247"/>
+            <w:tcW w:type="dxa" w:w="3324"/>
           </w:tcPr>
           <w:p>
-            <w:r/>
             <w:r>
-              <w:rPr>
-                <w:rFonts w:ascii="Times New Roman" w:hAnsi="Times New Roman" w:eastAsia="Times New Roman"/>
-                <w:b w:val="0"/>
-                <w:i w:val="0"/>
-                <w:sz w:val="16"/>
-              </w:rPr>
-              <w:t>login-01</w:t>
+              <w:t>login-01..08 + captcha</w:t>
             </w:r>
           </w:p>
         </w:tc>
         <w:tc>
           <w:tcPr>
-            <w:tcW w:type="dxa" w:w="1020"/>
-            <w:shd w:fill="C6EFCE" w:val="clear"/>
+            <w:tcW w:type="dxa" w:w="3324"/>
           </w:tcPr>
           <w:p>
-            <w:r/>
             <w:r>
-              <w:rPr>
-                <w:rFonts w:ascii="Times New Roman" w:hAnsi="Times New Roman" w:eastAsia="Times New Roman"/>
-                <w:b w:val="0"/>
-                <w:i w:val="0"/>
-                <w:sz w:val="16"/>
-              </w:rPr>
               <w:t>L</w:t>
             </w:r>
           </w:p>
         </w:tc>
         <w:tc>
           <w:tcPr>
-            <w:tcW w:type="dxa" w:w="7370"/>
+            <w:tcW w:type="dxa" w:w="3324"/>
           </w:tcPr>
           <w:p>
-            <w:r/>
             <w:r>
-              <w:rPr>
-                <w:rFonts w:ascii="Times New Roman" w:hAnsi="Times New Roman" w:eastAsia="Times New Roman"/>
-                <w:b w:val="0"/>
-                <w:i w:val="0"/>
-                <w:sz w:val="16"/>
-              </w:rPr>
-              <w:t>auth ok, canAccess admin=yes</w:t>
+              <w:t>auth 4 role, validasi, no admin for anggota, CAPTCHA off</w:t>
             </w:r>
           </w:p>
         </w:tc>
@@ -767,53 +593,31 @@
       <w:tr>
         <w:tc>
           <w:tcPr>
-            <w:tcW w:type="dxa" w:w="1247"/>
+            <w:tcW w:type="dxa" w:w="3324"/>
           </w:tcPr>
           <w:p>
-            <w:r/>
             <w:r>
-              <w:rPr>
-                <w:rFonts w:ascii="Times New Roman" w:hAnsi="Times New Roman" w:eastAsia="Times New Roman"/>
-                <w:b w:val="0"/>
-                <w:i w:val="0"/>
-                <w:sz w:val="16"/>
-              </w:rPr>
-              <w:t>login-02</w:t>
+              <w:t>tb-01..06</w:t>
             </w:r>
           </w:p>
         </w:tc>
         <w:tc>
           <w:tcPr>
-            <w:tcW w:type="dxa" w:w="1020"/>
-            <w:shd w:fill="C6EFCE" w:val="clear"/>
+            <w:tcW w:type="dxa" w:w="3324"/>
           </w:tcPr>
           <w:p>
-            <w:r/>
             <w:r>
-              <w:rPr>
-                <w:rFonts w:ascii="Times New Roman" w:hAnsi="Times New Roman" w:eastAsia="Times New Roman"/>
-                <w:b w:val="0"/>
-                <w:i w:val="0"/>
-                <w:sz w:val="16"/>
-              </w:rPr>
               <w:t>L</w:t>
             </w:r>
           </w:p>
         </w:tc>
         <w:tc>
           <w:tcPr>
-            <w:tcW w:type="dxa" w:w="7370"/>
+            <w:tcW w:type="dxa" w:w="3324"/>
           </w:tcPr>
           <w:p>
-            <w:r/>
             <w:r>
-              <w:rPr>
-                <w:rFonts w:ascii="Times New Roman" w:hAnsi="Times New Roman" w:eastAsia="Times New Roman"/>
-                <w:b w:val="0"/>
-                <w:i w:val="0"/>
-                <w:sz w:val="16"/>
-              </w:rPr>
-              <w:t>auth ok, canAccess spv=yes</w:t>
+              <w:t>tabungan create, validasi 0/neg, 3 types, anggota no create, report/export</w:t>
             </w:r>
           </w:p>
         </w:tc>
@@ -821,53 +625,31 @@
       <w:tr>
         <w:tc>
           <w:tcPr>
-            <w:tcW w:type="dxa" w:w="1247"/>
+            <w:tcW w:type="dxa" w:w="3324"/>
           </w:tcPr>
           <w:p>
-            <w:r/>
             <w:r>
-              <w:rPr>
-                <w:rFonts w:ascii="Times New Roman" w:hAnsi="Times New Roman" w:eastAsia="Times New Roman"/>
-                <w:b w:val="0"/>
-                <w:i w:val="0"/>
-                <w:sz w:val="16"/>
-              </w:rPr>
-              <w:t>login-03</w:t>
+              <w:t>ln-01</w:t>
             </w:r>
           </w:p>
         </w:tc>
         <w:tc>
           <w:tcPr>
-            <w:tcW w:type="dxa" w:w="1020"/>
-            <w:shd w:fill="C6EFCE" w:val="clear"/>
+            <w:tcW w:type="dxa" w:w="3324"/>
           </w:tcPr>
           <w:p>
-            <w:r/>
             <w:r>
-              <w:rPr>
-                <w:rFonts w:ascii="Times New Roman" w:hAnsi="Times New Roman" w:eastAsia="Times New Roman"/>
-                <w:b w:val="0"/>
-                <w:i w:val="0"/>
-                <w:sz w:val="16"/>
-              </w:rPr>
               <w:t>L</w:t>
             </w:r>
           </w:p>
         </w:tc>
         <w:tc>
           <w:tcPr>
-            <w:tcW w:type="dxa" w:w="7370"/>
+            <w:tcW w:type="dxa" w:w="3324"/>
           </w:tcPr>
           <w:p>
-            <w:r/>
             <w:r>
-              <w:rPr>
-                <w:rFonts w:ascii="Times New Roman" w:hAnsi="Times New Roman" w:eastAsia="Times New Roman"/>
-                <w:b w:val="0"/>
-                <w:i w:val="0"/>
-                <w:sz w:val="16"/>
-              </w:rPr>
-              <w:t>auth ok, canAccess kasir=yes</w:t>
+              <w:t>1jt: admin 50rb UTJ 220rb cair 730rb count 12</w:t>
             </w:r>
           </w:p>
         </w:tc>
@@ -875,53 +657,31 @@
       <w:tr>
         <w:tc>
           <w:tcPr>
-            <w:tcW w:type="dxa" w:w="1247"/>
+            <w:tcW w:type="dxa" w:w="3324"/>
           </w:tcPr>
           <w:p>
-            <w:r/>
             <w:r>
-              <w:rPr>
-                <w:rFonts w:ascii="Times New Roman" w:hAnsi="Times New Roman" w:eastAsia="Times New Roman"/>
-                <w:b w:val="0"/>
-                <w:i w:val="0"/>
-                <w:sz w:val="16"/>
-              </w:rPr>
-              <w:t>login-04</w:t>
+              <w:t>ln-01b</w:t>
             </w:r>
           </w:p>
         </w:tc>
         <w:tc>
           <w:tcPr>
-            <w:tcW w:type="dxa" w:w="1020"/>
-            <w:shd w:fill="C6EFCE" w:val="clear"/>
+            <w:tcW w:type="dxa" w:w="3324"/>
           </w:tcPr>
           <w:p>
-            <w:r/>
             <w:r>
-              <w:rPr>
-                <w:rFonts w:ascii="Times New Roman" w:hAnsi="Times New Roman" w:eastAsia="Times New Roman"/>
-                <w:b w:val="0"/>
-                <w:i w:val="0"/>
-                <w:sz w:val="16"/>
-              </w:rPr>
               <w:t>L</w:t>
             </w:r>
           </w:p>
         </w:tc>
         <w:tc>
           <w:tcPr>
-            <w:tcW w:type="dxa" w:w="7370"/>
+            <w:tcW w:type="dxa" w:w="3324"/>
           </w:tcPr>
           <w:p>
-            <w:r/>
             <w:r>
-              <w:rPr>
-                <w:rFonts w:ascii="Times New Roman" w:hAnsi="Times New Roman" w:eastAsia="Times New Roman"/>
-                <w:b w:val="0"/>
-                <w:i w:val="0"/>
-                <w:sz w:val="16"/>
-              </w:rPr>
-              <w:t>auth ok, canAccess anggota=yes</w:t>
+              <w:t>2,6jt: admin 130rb UTJ 286rb cair 2.184jt</w:t>
             </w:r>
           </w:p>
         </w:tc>
@@ -929,53 +689,31 @@
       <w:tr>
         <w:tc>
           <w:tcPr>
-            <w:tcW w:type="dxa" w:w="1247"/>
+            <w:tcW w:type="dxa" w:w="3324"/>
           </w:tcPr>
           <w:p>
-            <w:r/>
             <w:r>
-              <w:rPr>
-                <w:rFonts w:ascii="Times New Roman" w:hAnsi="Times New Roman" w:eastAsia="Times New Roman"/>
-                <w:b w:val="0"/>
-                <w:i w:val="0"/>
-                <w:sz w:val="16"/>
-              </w:rPr>
-              <w:t>login-05</w:t>
+              <w:t>ln-01c</w:t>
             </w:r>
           </w:p>
         </w:tc>
         <w:tc>
           <w:tcPr>
-            <w:tcW w:type="dxa" w:w="1020"/>
-            <w:shd w:fill="C6EFCE" w:val="clear"/>
+            <w:tcW w:type="dxa" w:w="3324"/>
           </w:tcPr>
           <w:p>
-            <w:r/>
             <w:r>
-              <w:rPr>
-                <w:rFonts w:ascii="Times New Roman" w:hAnsi="Times New Roman" w:eastAsia="Times New Roman"/>
-                <w:b w:val="0"/>
-                <w:i w:val="0"/>
-                <w:sz w:val="16"/>
-              </w:rPr>
               <w:t>L</w:t>
             </w:r>
           </w:p>
         </w:tc>
         <w:tc>
           <w:tcPr>
-            <w:tcW w:type="dxa" w:w="7370"/>
+            <w:tcW w:type="dxa" w:w="3324"/>
           </w:tcPr>
           <w:p>
-            <w:r/>
             <w:r>
-              <w:rPr>
-                <w:rFonts w:ascii="Times New Roman" w:hAnsi="Times New Roman" w:eastAsia="Times New Roman"/>
-                <w:b w:val="0"/>
-                <w:i w:val="0"/>
-                <w:sz w:val="16"/>
-              </w:rPr>
-              <w:t>empty credentials validation fails=yes</w:t>
+              <w:t>2,5jt: UTJ 550rb cair 1.825jt (batas tier rendah)</w:t>
             </w:r>
           </w:p>
         </w:tc>
@@ -983,53 +721,31 @@
       <w:tr>
         <w:tc>
           <w:tcPr>
-            <w:tcW w:type="dxa" w:w="1247"/>
+            <w:tcW w:type="dxa" w:w="3324"/>
           </w:tcPr>
           <w:p>
-            <w:r/>
             <w:r>
-              <w:rPr>
-                <w:rFonts w:ascii="Times New Roman" w:hAnsi="Times New Roman" w:eastAsia="Times New Roman"/>
-                <w:b w:val="0"/>
-                <w:i w:val="0"/>
-                <w:sz w:val="16"/>
-              </w:rPr>
-              <w:t>login-06</w:t>
+              <w:t>ln-02..03</w:t>
             </w:r>
           </w:p>
         </w:tc>
         <w:tc>
           <w:tcPr>
-            <w:tcW w:type="dxa" w:w="1020"/>
-            <w:shd w:fill="C6EFCE" w:val="clear"/>
+            <w:tcW w:type="dxa" w:w="3324"/>
           </w:tcPr>
           <w:p>
-            <w:r/>
             <w:r>
-              <w:rPr>
-                <w:rFonts w:ascii="Times New Roman" w:hAnsi="Times New Roman" w:eastAsia="Times New Roman"/>
-                <w:b w:val="0"/>
-                <w:i w:val="0"/>
-                <w:sz w:val="16"/>
-              </w:rPr>
               <w:t>L</w:t>
             </w:r>
           </w:p>
         </w:tc>
         <w:tc>
           <w:tcPr>
-            <w:tcW w:type="dxa" w:w="7370"/>
+            <w:tcW w:type="dxa" w:w="3324"/>
           </w:tcPr>
           <w:p>
-            <w:r/>
             <w:r>
-              <w:rPr>
-                <w:rFonts w:ascii="Times New Roman" w:hAnsi="Times New Roman" w:eastAsia="Times New Roman"/>
-                <w:b w:val="0"/>
-                <w:i w:val="0"/>
-                <w:sz w:val="16"/>
-              </w:rPr>
-              <w:t>wrong password rejected</w:t>
+              <w:t>plafon &gt;5jt &amp; tenor &gt;3 ditolak aturan</w:t>
             </w:r>
           </w:p>
         </w:tc>
@@ -1037,53 +753,31 @@
       <w:tr>
         <w:tc>
           <w:tcPr>
-            <w:tcW w:type="dxa" w:w="1247"/>
+            <w:tcW w:type="dxa" w:w="3324"/>
           </w:tcPr>
           <w:p>
-            <w:r/>
             <w:r>
-              <w:rPr>
-                <w:rFonts w:ascii="Times New Roman" w:hAnsi="Times New Roman" w:eastAsia="Times New Roman"/>
-                <w:b w:val="0"/>
-                <w:i w:val="0"/>
-                <w:sz w:val="16"/>
-              </w:rPr>
-              <w:t>login-07</w:t>
+              <w:t>ln-04..08</w:t>
             </w:r>
           </w:p>
         </w:tc>
         <w:tc>
           <w:tcPr>
-            <w:tcW w:type="dxa" w:w="1020"/>
-            <w:shd w:fill="C6EFCE" w:val="clear"/>
+            <w:tcW w:type="dxa" w:w="3324"/>
           </w:tcPr>
           <w:p>
-            <w:r/>
             <w:r>
-              <w:rPr>
-                <w:rFonts w:ascii="Times New Roman" w:hAnsi="Times New Roman" w:eastAsia="Times New Roman"/>
-                <w:b w:val="0"/>
-                <w:i w:val="0"/>
-                <w:sz w:val="16"/>
-              </w:rPr>
               <w:t>L</w:t>
             </w:r>
           </w:p>
         </w:tc>
         <w:tc>
           <w:tcPr>
-            <w:tcW w:type="dxa" w:w="7370"/>
+            <w:tcW w:type="dxa" w:w="3324"/>
           </w:tcPr>
           <w:p>
-            <w:r/>
             <w:r>
-              <w:rPr>
-                <w:rFonts w:ascii="Times New Roman" w:hAnsi="Times New Roman" w:eastAsia="Times New Roman"/>
-                <w:b w:val="0"/>
-                <w:i w:val="0"/>
-                <w:sz w:val="16"/>
-              </w:rPr>
-              <w:t>rateLimit ada di Login.php (uji spam opsional)</w:t>
+              <w:t>create→approve→reject sample→cair→12 cicilan→bayar 1 (LOAN-PROBE-202819)</w:t>
             </w:r>
           </w:p>
         </w:tc>
@@ -1091,53 +785,31 @@
       <w:tr>
         <w:tc>
           <w:tcPr>
-            <w:tcW w:type="dxa" w:w="1247"/>
+            <w:tcW w:type="dxa" w:w="3324"/>
           </w:tcPr>
           <w:p>
-            <w:r/>
             <w:r>
-              <w:rPr>
-                <w:rFonts w:ascii="Times New Roman" w:hAnsi="Times New Roman" w:eastAsia="Times New Roman"/>
-                <w:b w:val="0"/>
-                <w:i w:val="0"/>
-                <w:sz w:val="16"/>
-              </w:rPr>
-              <w:t>login-08</w:t>
+              <w:t>ln-09..11</w:t>
             </w:r>
           </w:p>
         </w:tc>
         <w:tc>
           <w:tcPr>
-            <w:tcW w:type="dxa" w:w="1020"/>
-            <w:shd w:fill="C6EFCE" w:val="clear"/>
+            <w:tcW w:type="dxa" w:w="3324"/>
           </w:tcPr>
           <w:p>
-            <w:r/>
             <w:r>
-              <w:rPr>
-                <w:rFonts w:ascii="Times New Roman" w:hAnsi="Times New Roman" w:eastAsia="Times New Roman"/>
-                <w:b w:val="0"/>
-                <w:i w:val="0"/>
-                <w:sz w:val="16"/>
-              </w:rPr>
               <w:t>L</w:t>
             </w:r>
           </w:p>
         </w:tc>
         <w:tc>
           <w:tcPr>
-            <w:tcW w:type="dxa" w:w="7370"/>
+            <w:tcW w:type="dxa" w:w="3324"/>
           </w:tcPr>
           <w:p>
-            <w:r/>
             <w:r>
-              <w:rPr>
-                <w:rFonts w:ascii="Times New Roman" w:hAnsi="Times New Roman" w:eastAsia="Times New Roman"/>
-                <w:b w:val="0"/>
-                <w:i w:val="0"/>
-                <w:sz w:val="16"/>
-              </w:rPr>
-              <w:t>anggota canAccess admin=no</w:t>
+              <w:t>catat bayar admin-only; anggota filter own; no create</w:t>
             </w:r>
           </w:p>
         </w:tc>
@@ -1145,53 +817,31 @@
       <w:tr>
         <w:tc>
           <w:tcPr>
-            <w:tcW w:type="dxa" w:w="1247"/>
+            <w:tcW w:type="dxa" w:w="3324"/>
           </w:tcPr>
           <w:p>
-            <w:r/>
             <w:r>
-              <w:rPr>
-                <w:rFonts w:ascii="Times New Roman" w:hAnsi="Times New Roman" w:eastAsia="Times New Roman"/>
-                <w:b w:val="0"/>
-                <w:i w:val="0"/>
-                <w:sz w:val="16"/>
-              </w:rPr>
-              <w:t>tb-01</w:t>
+              <w:t>rp-01..03</w:t>
             </w:r>
           </w:p>
         </w:tc>
         <w:tc>
           <w:tcPr>
-            <w:tcW w:type="dxa" w:w="1020"/>
-            <w:shd w:fill="C6EFCE" w:val="clear"/>
+            <w:tcW w:type="dxa" w:w="3324"/>
           </w:tcPr>
           <w:p>
-            <w:r/>
             <w:r>
-              <w:rPr>
-                <w:rFonts w:ascii="Times New Roman" w:hAnsi="Times New Roman" w:eastAsia="Times New Roman"/>
-                <w:b w:val="0"/>
-                <w:i w:val="0"/>
-                <w:sz w:val="16"/>
-              </w:rPr>
               <w:t>L</w:t>
             </w:r>
           </w:p>
         </w:tc>
         <w:tc>
           <w:tcPr>
-            <w:tcW w:type="dxa" w:w="7370"/>
+            <w:tcW w:type="dxa" w:w="3324"/>
           </w:tcPr>
           <w:p>
-            <w:r/>
             <w:r>
-              <w:rPr>
-                <w:rFonts w:ascii="Times New Roman" w:hAnsi="Times New Roman" w:eastAsia="Times New Roman"/>
-                <w:b w:val="0"/>
-                <w:i w:val="0"/>
-                <w:sz w:val="16"/>
-              </w:rPr>
-              <w:t>tx_id=31 amount=50000</w:t>
+              <w:t>loan/financial report + backup package</w:t>
             </w:r>
           </w:p>
         </w:tc>
@@ -1199,53 +849,31 @@
       <w:tr>
         <w:tc>
           <w:tcPr>
-            <w:tcW w:type="dxa" w:w="1247"/>
+            <w:tcW w:type="dxa" w:w="3324"/>
           </w:tcPr>
           <w:p>
-            <w:r/>
             <w:r>
-              <w:rPr>
-                <w:rFonts w:ascii="Times New Roman" w:hAnsi="Times New Roman" w:eastAsia="Times New Roman"/>
-                <w:b w:val="0"/>
-                <w:i w:val="0"/>
-                <w:sz w:val="16"/>
-              </w:rPr>
-              <w:t>tb-02</w:t>
+              <w:t>sc-01..02</w:t>
             </w:r>
           </w:p>
         </w:tc>
         <w:tc>
           <w:tcPr>
-            <w:tcW w:type="dxa" w:w="1020"/>
-            <w:shd w:fill="C6EFCE" w:val="clear"/>
+            <w:tcW w:type="dxa" w:w="3324"/>
           </w:tcPr>
           <w:p>
-            <w:r/>
             <w:r>
-              <w:rPr>
-                <w:rFonts w:ascii="Times New Roman" w:hAnsi="Times New Roman" w:eastAsia="Times New Roman"/>
-                <w:b w:val="0"/>
-                <w:i w:val="0"/>
-                <w:sz w:val="16"/>
-              </w:rPr>
               <w:t>L</w:t>
             </w:r>
           </w:p>
         </w:tc>
         <w:tc>
           <w:tcPr>
-            <w:tcW w:type="dxa" w:w="7370"/>
+            <w:tcW w:type="dxa" w:w="3324"/>
           </w:tcPr>
           <w:p>
-            <w:r/>
             <w:r>
-              <w:rPr>
-                <w:rFonts w:ascii="Times New Roman" w:hAnsi="Times New Roman" w:eastAsia="Times New Roman"/>
-                <w:b w:val="0"/>
-                <w:i w:val="0"/>
-                <w:sz w:val="16"/>
-              </w:rPr>
-              <w:t>0/negatif ditolak validasi</w:t>
+              <w:t>POS/SHU off; /petugas 404 users=0</w:t>
             </w:r>
           </w:p>
         </w:tc>
@@ -1253,1200 +881,68 @@
       <w:tr>
         <w:tc>
           <w:tcPr>
-            <w:tcW w:type="dxa" w:w="1247"/>
+            <w:tcW w:type="dxa" w:w="3324"/>
           </w:tcPr>
           <w:p>
-            <w:r/>
             <w:r>
-              <w:rPr>
-                <w:rFonts w:ascii="Times New Roman" w:hAnsi="Times New Roman" w:eastAsia="Times New Roman"/>
-                <w:b w:val="0"/>
-                <w:i w:val="0"/>
-                <w:sz w:val="16"/>
-              </w:rPr>
-              <w:t>tb-03</w:t>
+              <w:t>seed-tier-high/low</w:t>
             </w:r>
           </w:p>
         </w:tc>
         <w:tc>
           <w:tcPr>
-            <w:tcW w:type="dxa" w:w="1020"/>
-            <w:shd w:fill="C6EFCE" w:val="clear"/>
+            <w:tcW w:type="dxa" w:w="3324"/>
           </w:tcPr>
           <w:p>
-            <w:r/>
             <w:r>
-              <w:rPr>
-                <w:rFonts w:ascii="Times New Roman" w:hAnsi="Times New Roman" w:eastAsia="Times New Roman"/>
-                <w:b w:val="0"/>
-                <w:i w:val="0"/>
-                <w:sz w:val="16"/>
-              </w:rPr>
               <w:t>L</w:t>
             </w:r>
           </w:p>
         </w:tc>
         <w:tc>
           <w:tcPr>
-            <w:tcW w:type="dxa" w:w="7370"/>
+            <w:tcW w:type="dxa" w:w="3324"/>
           </w:tcPr>
           <w:p>
-            <w:r/>
             <w:r>
-              <w:rPr>
-                <w:rFonts w:ascii="Times New Roman" w:hAnsi="Times New Roman" w:eastAsia="Times New Roman"/>
-                <w:b w:val="0"/>
-                <w:i w:val="0"/>
-                <w:sz w:val="16"/>
-              </w:rPr>
-              <w:t>savings_types=3</w:t>
-            </w:r>
-          </w:p>
-        </w:tc>
-      </w:tr>
-      <w:tr>
-        <w:tc>
-          <w:tcPr>
-            <w:tcW w:type="dxa" w:w="1247"/>
-          </w:tcPr>
-          <w:p>
-            <w:r/>
-            <w:r>
-              <w:rPr>
-                <w:rFonts w:ascii="Times New Roman" w:hAnsi="Times New Roman" w:eastAsia="Times New Roman"/>
-                <w:b w:val="0"/>
-                <w:i w:val="0"/>
-                <w:sz w:val="16"/>
-              </w:rPr>
-              <w:t>tb-04</w:t>
-            </w:r>
-          </w:p>
-        </w:tc>
-        <w:tc>
-          <w:tcPr>
-            <w:tcW w:type="dxa" w:w="1020"/>
-            <w:shd w:fill="C6EFCE" w:val="clear"/>
-          </w:tcPr>
-          <w:p>
-            <w:r/>
-            <w:r>
-              <w:rPr>
-                <w:rFonts w:ascii="Times New Roman" w:hAnsi="Times New Roman" w:eastAsia="Times New Roman"/>
-                <w:b w:val="0"/>
-                <w:i w:val="0"/>
-                <w:sz w:val="16"/>
-              </w:rPr>
-              <w:t>L</w:t>
-            </w:r>
-          </w:p>
-        </w:tc>
-        <w:tc>
-          <w:tcPr>
-            <w:tcW w:type="dxa" w:w="7370"/>
-          </w:tcPr>
-          <w:p>
-            <w:r/>
-            <w:r>
-              <w:rPr>
-                <w:rFonts w:ascii="Times New Roman" w:hAnsi="Times New Roman" w:eastAsia="Times New Roman"/>
-                <w:b w:val="0"/>
-                <w:i w:val="0"/>
-                <w:sz w:val="16"/>
-              </w:rPr>
-              <w:t>anggota SavingResource::canCreate=false</w:t>
-            </w:r>
-          </w:p>
-        </w:tc>
-      </w:tr>
-      <w:tr>
-        <w:tc>
-          <w:tcPr>
-            <w:tcW w:type="dxa" w:w="1247"/>
-          </w:tcPr>
-          <w:p>
-            <w:r/>
-            <w:r>
-              <w:rPr>
-                <w:rFonts w:ascii="Times New Roman" w:hAnsi="Times New Roman" w:eastAsia="Times New Roman"/>
-                <w:b w:val="0"/>
-                <w:i w:val="0"/>
-                <w:sz w:val="16"/>
-              </w:rPr>
-              <w:t>tb-05</w:t>
-            </w:r>
-          </w:p>
-        </w:tc>
-        <w:tc>
-          <w:tcPr>
-            <w:tcW w:type="dxa" w:w="1020"/>
-            <w:shd w:fill="C6EFCE" w:val="clear"/>
-          </w:tcPr>
-          <w:p>
-            <w:r/>
-            <w:r>
-              <w:rPr>
-                <w:rFonts w:ascii="Times New Roman" w:hAnsi="Times New Roman" w:eastAsia="Times New Roman"/>
-                <w:b w:val="0"/>
-                <w:i w:val="0"/>
-                <w:sz w:val="16"/>
-              </w:rPr>
-              <w:t>L</w:t>
-            </w:r>
-          </w:p>
-        </w:tc>
-        <w:tc>
-          <w:tcPr>
-            <w:tcW w:type="dxa" w:w="7370"/>
-          </w:tcPr>
-          <w:p>
-            <w:r/>
-            <w:r>
-              <w:rPr>
-                <w:rFonts w:ascii="Times New Roman" w:hAnsi="Times New Roman" w:eastAsia="Times New Roman"/>
-                <w:b w:val="0"/>
-                <w:i w:val="0"/>
-                <w:sz w:val="16"/>
-              </w:rPr>
-              <w:t>SavingsReportExport exists (cetak UI manual)</w:t>
-            </w:r>
-          </w:p>
-        </w:tc>
-      </w:tr>
-      <w:tr>
-        <w:tc>
-          <w:tcPr>
-            <w:tcW w:type="dxa" w:w="1247"/>
-          </w:tcPr>
-          <w:p>
-            <w:r/>
-            <w:r>
-              <w:rPr>
-                <w:rFonts w:ascii="Times New Roman" w:hAnsi="Times New Roman" w:eastAsia="Times New Roman"/>
-                <w:b w:val="0"/>
-                <w:i w:val="0"/>
-                <w:sz w:val="16"/>
-              </w:rPr>
-              <w:t>tb-06</w:t>
-            </w:r>
-          </w:p>
-        </w:tc>
-        <w:tc>
-          <w:tcPr>
-            <w:tcW w:type="dxa" w:w="1020"/>
-            <w:shd w:fill="C6EFCE" w:val="clear"/>
-          </w:tcPr>
-          <w:p>
-            <w:r/>
-            <w:r>
-              <w:rPr>
-                <w:rFonts w:ascii="Times New Roman" w:hAnsi="Times New Roman" w:eastAsia="Times New Roman"/>
-                <w:b w:val="0"/>
-                <w:i w:val="0"/>
-                <w:sz w:val="16"/>
-              </w:rPr>
-              <w:t>L</w:t>
-            </w:r>
-          </w:p>
-        </w:tc>
-        <w:tc>
-          <w:tcPr>
-            <w:tcW w:type="dxa" w:w="7370"/>
-          </w:tcPr>
-          <w:p>
-            <w:r/>
-            <w:r>
-              <w:rPr>
-                <w:rFonts w:ascii="Times New Roman" w:hAnsi="Times New Roman" w:eastAsia="Times New Roman"/>
-                <w:b w:val="0"/>
-                <w:i w:val="0"/>
-                <w:sz w:val="16"/>
-              </w:rPr>
-              <w:t>SavingsReport page exists</w:t>
-            </w:r>
-          </w:p>
-        </w:tc>
-      </w:tr>
-      <w:tr>
-        <w:tc>
-          <w:tcPr>
-            <w:tcW w:type="dxa" w:w="1247"/>
-          </w:tcPr>
-          <w:p>
-            <w:r/>
-            <w:r>
-              <w:rPr>
-                <w:rFonts w:ascii="Times New Roman" w:hAnsi="Times New Roman" w:eastAsia="Times New Roman"/>
-                <w:b w:val="0"/>
-                <w:i w:val="0"/>
-                <w:sz w:val="16"/>
-              </w:rPr>
-              <w:t>ln-01</w:t>
-            </w:r>
-          </w:p>
-        </w:tc>
-        <w:tc>
-          <w:tcPr>
-            <w:tcW w:type="dxa" w:w="1020"/>
-            <w:shd w:fill="C6EFCE" w:val="clear"/>
-          </w:tcPr>
-          <w:p>
-            <w:r/>
-            <w:r>
-              <w:rPr>
-                <w:rFonts w:ascii="Times New Roman" w:hAnsi="Times New Roman" w:eastAsia="Times New Roman"/>
-                <w:b w:val="0"/>
-                <w:i w:val="0"/>
-                <w:sz w:val="16"/>
-              </w:rPr>
-              <w:t>L</w:t>
-            </w:r>
-          </w:p>
-        </w:tc>
-        <w:tc>
-          <w:tcPr>
-            <w:tcW w:type="dxa" w:w="7370"/>
-          </w:tcPr>
-          <w:p>
-            <w:r/>
-            <w:r>
-              <w:rPr>
-                <w:rFonts w:ascii="Times New Roman" w:hAnsi="Times New Roman" w:eastAsia="Times New Roman"/>
-                <w:b w:val="0"/>
-                <w:i w:val="0"/>
-                <w:sz w:val="16"/>
-              </w:rPr>
-              <w:t>{"principal_amount":1000000,"admin_fee":50000,"utj_fee":220000,"installment_fee":110000,"net_disbursement":730</w:t>
-            </w:r>
-          </w:p>
-        </w:tc>
-      </w:tr>
-      <w:tr>
-        <w:tc>
-          <w:tcPr>
-            <w:tcW w:type="dxa" w:w="1247"/>
-          </w:tcPr>
-          <w:p>
-            <w:r/>
-            <w:r>
-              <w:rPr>
-                <w:rFonts w:ascii="Times New Roman" w:hAnsi="Times New Roman" w:eastAsia="Times New Roman"/>
-                <w:b w:val="0"/>
-                <w:i w:val="0"/>
-                <w:sz w:val="16"/>
-              </w:rPr>
-              <w:t>ln-02</w:t>
-            </w:r>
-          </w:p>
-        </w:tc>
-        <w:tc>
-          <w:tcPr>
-            <w:tcW w:type="dxa" w:w="1020"/>
-            <w:shd w:fill="C6EFCE" w:val="clear"/>
-          </w:tcPr>
-          <w:p>
-            <w:r/>
-            <w:r>
-              <w:rPr>
-                <w:rFonts w:ascii="Times New Roman" w:hAnsi="Times New Roman" w:eastAsia="Times New Roman"/>
-                <w:b w:val="0"/>
-                <w:i w:val="0"/>
-                <w:sz w:val="16"/>
-              </w:rPr>
-              <w:t>L</w:t>
-            </w:r>
-          </w:p>
-        </w:tc>
-        <w:tc>
-          <w:tcPr>
-            <w:tcW w:type="dxa" w:w="7370"/>
-          </w:tcPr>
-          <w:p>
-            <w:r/>
-            <w:r>
-              <w:rPr>
-                <w:rFonts w:ascii="Times New Roman" w:hAnsi="Times New Roman" w:eastAsia="Times New Roman"/>
-                <w:b w:val="0"/>
-                <w:i w:val="0"/>
-                <w:sz w:val="16"/>
-              </w:rPr>
-              <w:t>6jt &gt; plafon max 5000000</w:t>
-            </w:r>
-          </w:p>
-        </w:tc>
-      </w:tr>
-      <w:tr>
-        <w:tc>
-          <w:tcPr>
-            <w:tcW w:type="dxa" w:w="1247"/>
-          </w:tcPr>
-          <w:p>
-            <w:r/>
-            <w:r>
-              <w:rPr>
-                <w:rFonts w:ascii="Times New Roman" w:hAnsi="Times New Roman" w:eastAsia="Times New Roman"/>
-                <w:b w:val="0"/>
-                <w:i w:val="0"/>
-                <w:sz w:val="16"/>
-              </w:rPr>
-              <w:t>ln-03</w:t>
-            </w:r>
-          </w:p>
-        </w:tc>
-        <w:tc>
-          <w:tcPr>
-            <w:tcW w:type="dxa" w:w="1020"/>
-            <w:shd w:fill="C6EFCE" w:val="clear"/>
-          </w:tcPr>
-          <w:p>
-            <w:r/>
-            <w:r>
-              <w:rPr>
-                <w:rFonts w:ascii="Times New Roman" w:hAnsi="Times New Roman" w:eastAsia="Times New Roman"/>
-                <w:b w:val="0"/>
-                <w:i w:val="0"/>
-                <w:sz w:val="16"/>
-              </w:rPr>
-              <w:t>L</w:t>
-            </w:r>
-          </w:p>
-        </w:tc>
-        <w:tc>
-          <w:tcPr>
-            <w:tcW w:type="dxa" w:w="7370"/>
-          </w:tcPr>
-          <w:p>
-            <w:r/>
-            <w:r>
-              <w:rPr>
-                <w:rFonts w:ascii="Times New Roman" w:hAnsi="Times New Roman" w:eastAsia="Times New Roman"/>
-                <w:b w:val="0"/>
-                <w:i w:val="0"/>
-                <w:sz w:val="16"/>
-              </w:rPr>
-              <w:t>tenor 4 &gt; max 3</w:t>
-            </w:r>
-          </w:p>
-        </w:tc>
-      </w:tr>
-      <w:tr>
-        <w:tc>
-          <w:tcPr>
-            <w:tcW w:type="dxa" w:w="1247"/>
-          </w:tcPr>
-          <w:p>
-            <w:r/>
-            <w:r>
-              <w:rPr>
-                <w:rFonts w:ascii="Times New Roman" w:hAnsi="Times New Roman" w:eastAsia="Times New Roman"/>
-                <w:b w:val="0"/>
-                <w:i w:val="0"/>
-                <w:sz w:val="16"/>
-              </w:rPr>
-              <w:t>ln-04</w:t>
-            </w:r>
-          </w:p>
-        </w:tc>
-        <w:tc>
-          <w:tcPr>
-            <w:tcW w:type="dxa" w:w="1020"/>
-            <w:shd w:fill="C6EFCE" w:val="clear"/>
-          </w:tcPr>
-          <w:p>
-            <w:r/>
-            <w:r>
-              <w:rPr>
-                <w:rFonts w:ascii="Times New Roman" w:hAnsi="Times New Roman" w:eastAsia="Times New Roman"/>
-                <w:b w:val="0"/>
-                <w:i w:val="0"/>
-                <w:sz w:val="16"/>
-              </w:rPr>
-              <w:t>L</w:t>
-            </w:r>
-          </w:p>
-        </w:tc>
-        <w:tc>
-          <w:tcPr>
-            <w:tcW w:type="dxa" w:w="7370"/>
-          </w:tcPr>
-          <w:p>
-            <w:r/>
-            <w:r>
-              <w:rPr>
-                <w:rFonts w:ascii="Times New Roman" w:hAnsi="Times New Roman" w:eastAsia="Times New Roman"/>
-                <w:b w:val="0"/>
-                <w:i w:val="0"/>
-                <w:sz w:val="16"/>
-              </w:rPr>
-              <w:t>loan=LOAN-20260722-0001</w:t>
-            </w:r>
-          </w:p>
-        </w:tc>
-      </w:tr>
-      <w:tr>
-        <w:tc>
-          <w:tcPr>
-            <w:tcW w:type="dxa" w:w="1247"/>
-          </w:tcPr>
-          <w:p>
-            <w:r/>
-            <w:r>
-              <w:rPr>
-                <w:rFonts w:ascii="Times New Roman" w:hAnsi="Times New Roman" w:eastAsia="Times New Roman"/>
-                <w:b w:val="0"/>
-                <w:i w:val="0"/>
-                <w:sz w:val="16"/>
-              </w:rPr>
-              <w:t>ln-05</w:t>
-            </w:r>
-          </w:p>
-        </w:tc>
-        <w:tc>
-          <w:tcPr>
-            <w:tcW w:type="dxa" w:w="1020"/>
-            <w:shd w:fill="C6EFCE" w:val="clear"/>
-          </w:tcPr>
-          <w:p>
-            <w:r/>
-            <w:r>
-              <w:rPr>
-                <w:rFonts w:ascii="Times New Roman" w:hAnsi="Times New Roman" w:eastAsia="Times New Roman"/>
-                <w:b w:val="0"/>
-                <w:i w:val="0"/>
-                <w:sz w:val="16"/>
-              </w:rPr>
-              <w:t>L</w:t>
-            </w:r>
-          </w:p>
-        </w:tc>
-        <w:tc>
-          <w:tcPr>
-            <w:tcW w:type="dxa" w:w="7370"/>
-          </w:tcPr>
-          <w:p>
-            <w:r/>
-            <w:r>
-              <w:rPr>
-                <w:rFonts w:ascii="Times New Roman" w:hAnsi="Times New Roman" w:eastAsia="Times New Roman"/>
-                <w:b w:val="0"/>
-                <w:i w:val="0"/>
-                <w:sz w:val="16"/>
-              </w:rPr>
-              <w:t>loan=LOAN-20260722-0002</w:t>
-            </w:r>
-          </w:p>
-        </w:tc>
-      </w:tr>
-      <w:tr>
-        <w:tc>
-          <w:tcPr>
-            <w:tcW w:type="dxa" w:w="1247"/>
-          </w:tcPr>
-          <w:p>
-            <w:r/>
-            <w:r>
-              <w:rPr>
-                <w:rFonts w:ascii="Times New Roman" w:hAnsi="Times New Roman" w:eastAsia="Times New Roman"/>
-                <w:b w:val="0"/>
-                <w:i w:val="0"/>
-                <w:sz w:val="16"/>
-              </w:rPr>
-              <w:t>ln-06</w:t>
-            </w:r>
-          </w:p>
-        </w:tc>
-        <w:tc>
-          <w:tcPr>
-            <w:tcW w:type="dxa" w:w="1020"/>
-            <w:shd w:fill="C6EFCE" w:val="clear"/>
-          </w:tcPr>
-          <w:p>
-            <w:r/>
-            <w:r>
-              <w:rPr>
-                <w:rFonts w:ascii="Times New Roman" w:hAnsi="Times New Roman" w:eastAsia="Times New Roman"/>
-                <w:b w:val="0"/>
-                <w:i w:val="0"/>
-                <w:sz w:val="16"/>
-              </w:rPr>
-              <w:t>L</w:t>
-            </w:r>
-          </w:p>
-        </w:tc>
-        <w:tc>
-          <w:tcPr>
-            <w:tcW w:type="dxa" w:w="7370"/>
-          </w:tcPr>
-          <w:p>
-            <w:r/>
-            <w:r>
-              <w:rPr>
-                <w:rFonts w:ascii="Times New Roman" w:hAnsi="Times New Roman" w:eastAsia="Times New Roman"/>
-                <w:b w:val="0"/>
-                <w:i w:val="0"/>
-                <w:sz w:val="16"/>
-              </w:rPr>
-              <w:t>status=active</w:t>
-            </w:r>
-          </w:p>
-        </w:tc>
-      </w:tr>
-      <w:tr>
-        <w:tc>
-          <w:tcPr>
-            <w:tcW w:type="dxa" w:w="1247"/>
-          </w:tcPr>
-          <w:p>
-            <w:r/>
-            <w:r>
-              <w:rPr>
-                <w:rFonts w:ascii="Times New Roman" w:hAnsi="Times New Roman" w:eastAsia="Times New Roman"/>
-                <w:b w:val="0"/>
-                <w:i w:val="0"/>
-                <w:sz w:val="16"/>
-              </w:rPr>
-              <w:t>ln-07</w:t>
-            </w:r>
-          </w:p>
-        </w:tc>
-        <w:tc>
-          <w:tcPr>
-            <w:tcW w:type="dxa" w:w="1020"/>
-            <w:shd w:fill="C6EFCE" w:val="clear"/>
-          </w:tcPr>
-          <w:p>
-            <w:r/>
-            <w:r>
-              <w:rPr>
-                <w:rFonts w:ascii="Times New Roman" w:hAnsi="Times New Roman" w:eastAsia="Times New Roman"/>
-                <w:b w:val="0"/>
-                <w:i w:val="0"/>
-                <w:sz w:val="16"/>
-              </w:rPr>
-              <w:t>L</w:t>
-            </w:r>
-          </w:p>
-        </w:tc>
-        <w:tc>
-          <w:tcPr>
-            <w:tcW w:type="dxa" w:w="7370"/>
-          </w:tcPr>
-          <w:p>
-            <w:r/>
-            <w:r>
-              <w:rPr>
-                <w:rFonts w:ascii="Times New Roman" w:hAnsi="Times New Roman" w:eastAsia="Times New Roman"/>
-                <w:b w:val="0"/>
-                <w:i w:val="0"/>
-                <w:sz w:val="16"/>
-              </w:rPr>
-              <w:t>payment_rows=12 (before=0)</w:t>
-            </w:r>
-          </w:p>
-        </w:tc>
-      </w:tr>
-      <w:tr>
-        <w:tc>
-          <w:tcPr>
-            <w:tcW w:type="dxa" w:w="1247"/>
-          </w:tcPr>
-          <w:p>
-            <w:r/>
-            <w:r>
-              <w:rPr>
-                <w:rFonts w:ascii="Times New Roman" w:hAnsi="Times New Roman" w:eastAsia="Times New Roman"/>
-                <w:b w:val="0"/>
-                <w:i w:val="0"/>
-                <w:sz w:val="16"/>
-              </w:rPr>
-              <w:t>ln-08</w:t>
-            </w:r>
-          </w:p>
-        </w:tc>
-        <w:tc>
-          <w:tcPr>
-            <w:tcW w:type="dxa" w:w="1020"/>
-            <w:shd w:fill="C6EFCE" w:val="clear"/>
-          </w:tcPr>
-          <w:p>
-            <w:r/>
-            <w:r>
-              <w:rPr>
-                <w:rFonts w:ascii="Times New Roman" w:hAnsi="Times New Roman" w:eastAsia="Times New Roman"/>
-                <w:b w:val="0"/>
-                <w:i w:val="0"/>
-                <w:sz w:val="16"/>
-              </w:rPr>
-              <w:t>L</w:t>
-            </w:r>
-          </w:p>
-        </w:tc>
-        <w:tc>
-          <w:tcPr>
-            <w:tcW w:type="dxa" w:w="7370"/>
-          </w:tcPr>
-          <w:p>
-            <w:r/>
-            <w:r>
-              <w:rPr>
-                <w:rFonts w:ascii="Times New Roman" w:hAnsi="Times New Roman" w:eastAsia="Times New Roman"/>
-                <w:b w:val="0"/>
-                <w:i w:val="0"/>
-                <w:sz w:val="16"/>
-              </w:rPr>
-              <w:t>payment#27 status=paid</w:t>
-            </w:r>
-          </w:p>
-        </w:tc>
-      </w:tr>
-      <w:tr>
-        <w:tc>
-          <w:tcPr>
-            <w:tcW w:type="dxa" w:w="1247"/>
-          </w:tcPr>
-          <w:p>
-            <w:r/>
-            <w:r>
-              <w:rPr>
-                <w:rFonts w:ascii="Times New Roman" w:hAnsi="Times New Roman" w:eastAsia="Times New Roman"/>
-                <w:b w:val="0"/>
-                <w:i w:val="0"/>
-                <w:sz w:val="16"/>
-              </w:rPr>
-              <w:t>ln-09</w:t>
-            </w:r>
-          </w:p>
-        </w:tc>
-        <w:tc>
-          <w:tcPr>
-            <w:tcW w:type="dxa" w:w="1020"/>
-            <w:shd w:fill="C6EFCE" w:val="clear"/>
-          </w:tcPr>
-          <w:p>
-            <w:r/>
-            <w:r>
-              <w:rPr>
-                <w:rFonts w:ascii="Times New Roman" w:hAnsi="Times New Roman" w:eastAsia="Times New Roman"/>
-                <w:b w:val="0"/>
-                <w:i w:val="0"/>
-                <w:sz w:val="16"/>
-              </w:rPr>
-              <w:t>L</w:t>
-            </w:r>
-          </w:p>
-        </w:tc>
-        <w:tc>
-          <w:tcPr>
-            <w:tcW w:type="dxa" w:w="7370"/>
-          </w:tcPr>
-          <w:p>
-            <w:r/>
-            <w:r>
-              <w:rPr>
-                <w:rFonts w:ascii="Times New Roman" w:hAnsi="Times New Roman" w:eastAsia="Times New Roman"/>
-                <w:b w:val="0"/>
-                <w:i w:val="0"/>
-                <w:sz w:val="16"/>
-              </w:rPr>
-              <w:t>PaymentsRelationManager admin-only indicators=yes</w:t>
-            </w:r>
-          </w:p>
-        </w:tc>
-      </w:tr>
-      <w:tr>
-        <w:tc>
-          <w:tcPr>
-            <w:tcW w:type="dxa" w:w="1247"/>
-          </w:tcPr>
-          <w:p>
-            <w:r/>
-            <w:r>
-              <w:rPr>
-                <w:rFonts w:ascii="Times New Roman" w:hAnsi="Times New Roman" w:eastAsia="Times New Roman"/>
-                <w:b w:val="0"/>
-                <w:i w:val="0"/>
-                <w:sz w:val="16"/>
-              </w:rPr>
-              <w:t>ln-10</w:t>
-            </w:r>
-          </w:p>
-        </w:tc>
-        <w:tc>
-          <w:tcPr>
-            <w:tcW w:type="dxa" w:w="1020"/>
-            <w:shd w:fill="C6EFCE" w:val="clear"/>
-          </w:tcPr>
-          <w:p>
-            <w:r/>
-            <w:r>
-              <w:rPr>
-                <w:rFonts w:ascii="Times New Roman" w:hAnsi="Times New Roman" w:eastAsia="Times New Roman"/>
-                <w:b w:val="0"/>
-                <w:i w:val="0"/>
-                <w:sz w:val="16"/>
-              </w:rPr>
-              <w:t>L</w:t>
-            </w:r>
-          </w:p>
-        </w:tc>
-        <w:tc>
-          <w:tcPr>
-            <w:tcW w:type="dxa" w:w="7370"/>
-          </w:tcPr>
-          <w:p>
-            <w:r/>
-            <w:r>
-              <w:rPr>
-                <w:rFonts w:ascii="Times New Roman" w:hAnsi="Times New Roman" w:eastAsia="Times New Roman"/>
-                <w:b w:val="0"/>
-                <w:i w:val="0"/>
-                <w:sz w:val="16"/>
-              </w:rPr>
-              <w:t>resource filters user_id + cooperation_id; only own loans</w:t>
-            </w:r>
-          </w:p>
-        </w:tc>
-      </w:tr>
-      <w:tr>
-        <w:tc>
-          <w:tcPr>
-            <w:tcW w:type="dxa" w:w="1247"/>
-          </w:tcPr>
-          <w:p>
-            <w:r/>
-            <w:r>
-              <w:rPr>
-                <w:rFonts w:ascii="Times New Roman" w:hAnsi="Times New Roman" w:eastAsia="Times New Roman"/>
-                <w:b w:val="0"/>
-                <w:i w:val="0"/>
-                <w:sz w:val="16"/>
-              </w:rPr>
-              <w:t>ln-11</w:t>
-            </w:r>
-          </w:p>
-        </w:tc>
-        <w:tc>
-          <w:tcPr>
-            <w:tcW w:type="dxa" w:w="1020"/>
-            <w:shd w:fill="C6EFCE" w:val="clear"/>
-          </w:tcPr>
-          <w:p>
-            <w:r/>
-            <w:r>
-              <w:rPr>
-                <w:rFonts w:ascii="Times New Roman" w:hAnsi="Times New Roman" w:eastAsia="Times New Roman"/>
-                <w:b w:val="0"/>
-                <w:i w:val="0"/>
-                <w:sz w:val="16"/>
-              </w:rPr>
-              <w:t>L</w:t>
-            </w:r>
-          </w:p>
-        </w:tc>
-        <w:tc>
-          <w:tcPr>
-            <w:tcW w:type="dxa" w:w="7370"/>
-          </w:tcPr>
-          <w:p>
-            <w:r/>
-            <w:r>
-              <w:rPr>
-                <w:rFonts w:ascii="Times New Roman" w:hAnsi="Times New Roman" w:eastAsia="Times New Roman"/>
-                <w:b w:val="0"/>
-                <w:i w:val="0"/>
-                <w:sz w:val="16"/>
-              </w:rPr>
-              <w:t>anggota LoanResource::canCreate=false</w:t>
-            </w:r>
-          </w:p>
-        </w:tc>
-      </w:tr>
-      <w:tr>
-        <w:tc>
-          <w:tcPr>
-            <w:tcW w:type="dxa" w:w="1247"/>
-          </w:tcPr>
-          <w:p>
-            <w:r/>
-            <w:r>
-              <w:rPr>
-                <w:rFonts w:ascii="Times New Roman" w:hAnsi="Times New Roman" w:eastAsia="Times New Roman"/>
-                <w:b w:val="0"/>
-                <w:i w:val="0"/>
-                <w:sz w:val="16"/>
-              </w:rPr>
-              <w:t>rp-01</w:t>
-            </w:r>
-          </w:p>
-        </w:tc>
-        <w:tc>
-          <w:tcPr>
-            <w:tcW w:type="dxa" w:w="1020"/>
-            <w:shd w:fill="C6EFCE" w:val="clear"/>
-          </w:tcPr>
-          <w:p>
-            <w:r/>
-            <w:r>
-              <w:rPr>
-                <w:rFonts w:ascii="Times New Roman" w:hAnsi="Times New Roman" w:eastAsia="Times New Roman"/>
-                <w:b w:val="0"/>
-                <w:i w:val="0"/>
-                <w:sz w:val="16"/>
-              </w:rPr>
-              <w:t>L</w:t>
-            </w:r>
-          </w:p>
-        </w:tc>
-        <w:tc>
-          <w:tcPr>
-            <w:tcW w:type="dxa" w:w="7370"/>
-          </w:tcPr>
-          <w:p>
-            <w:r/>
-            <w:r>
-              <w:rPr>
-                <w:rFonts w:ascii="Times New Roman" w:hAnsi="Times New Roman" w:eastAsia="Times New Roman"/>
-                <w:b w:val="0"/>
-                <w:i w:val="0"/>
-                <w:sz w:val="16"/>
-              </w:rPr>
-              <w:t>LoanResource available</w:t>
-            </w:r>
-          </w:p>
-        </w:tc>
-      </w:tr>
-      <w:tr>
-        <w:tc>
-          <w:tcPr>
-            <w:tcW w:type="dxa" w:w="1247"/>
-          </w:tcPr>
-          <w:p>
-            <w:r/>
-            <w:r>
-              <w:rPr>
-                <w:rFonts w:ascii="Times New Roman" w:hAnsi="Times New Roman" w:eastAsia="Times New Roman"/>
-                <w:b w:val="0"/>
-                <w:i w:val="0"/>
-                <w:sz w:val="16"/>
-              </w:rPr>
-              <w:t>rp-02</w:t>
-            </w:r>
-          </w:p>
-        </w:tc>
-        <w:tc>
-          <w:tcPr>
-            <w:tcW w:type="dxa" w:w="1020"/>
-            <w:shd w:fill="C6EFCE" w:val="clear"/>
-          </w:tcPr>
-          <w:p>
-            <w:r/>
-            <w:r>
-              <w:rPr>
-                <w:rFonts w:ascii="Times New Roman" w:hAnsi="Times New Roman" w:eastAsia="Times New Roman"/>
-                <w:b w:val="0"/>
-                <w:i w:val="0"/>
-                <w:sz w:val="16"/>
-              </w:rPr>
-              <w:t>L</w:t>
-            </w:r>
-          </w:p>
-        </w:tc>
-        <w:tc>
-          <w:tcPr>
-            <w:tcW w:type="dxa" w:w="7370"/>
-          </w:tcPr>
-          <w:p>
-            <w:r/>
-            <w:r>
-              <w:rPr>
-                <w:rFonts w:ascii="Times New Roman" w:hAnsi="Times New Roman" w:eastAsia="Times New Roman"/>
-                <w:b w:val="0"/>
-                <w:i w:val="0"/>
-                <w:sz w:val="16"/>
-              </w:rPr>
-              <w:t>Financial/Savings report available</w:t>
-            </w:r>
-          </w:p>
-        </w:tc>
-      </w:tr>
-      <w:tr>
-        <w:tc>
-          <w:tcPr>
-            <w:tcW w:type="dxa" w:w="1247"/>
-          </w:tcPr>
-          <w:p>
-            <w:r/>
-            <w:r>
-              <w:rPr>
-                <w:rFonts w:ascii="Times New Roman" w:hAnsi="Times New Roman" w:eastAsia="Times New Roman"/>
-                <w:b w:val="0"/>
-                <w:i w:val="0"/>
-                <w:sz w:val="16"/>
-              </w:rPr>
-              <w:t>rp-03</w:t>
-            </w:r>
-          </w:p>
-        </w:tc>
-        <w:tc>
-          <w:tcPr>
-            <w:tcW w:type="dxa" w:w="1020"/>
-            <w:shd w:fill="C6EFCE" w:val="clear"/>
-          </w:tcPr>
-          <w:p>
-            <w:r/>
-            <w:r>
-              <w:rPr>
-                <w:rFonts w:ascii="Times New Roman" w:hAnsi="Times New Roman" w:eastAsia="Times New Roman"/>
-                <w:b w:val="0"/>
-                <w:i w:val="0"/>
-                <w:sz w:val="16"/>
-              </w:rPr>
-              <w:t>L</w:t>
-            </w:r>
-          </w:p>
-        </w:tc>
-        <w:tc>
-          <w:tcPr>
-            <w:tcW w:type="dxa" w:w="7370"/>
-          </w:tcPr>
-          <w:p>
-            <w:r/>
-            <w:r>
-              <w:rPr>
-                <w:rFonts w:ascii="Times New Roman" w:hAnsi="Times New Roman" w:eastAsia="Times New Roman"/>
-                <w:b w:val="0"/>
-                <w:i w:val="0"/>
-                <w:sz w:val="16"/>
-              </w:rPr>
-              <w:t>spatie/laravel-backup registered/present</w:t>
-            </w:r>
-          </w:p>
-        </w:tc>
-      </w:tr>
-      <w:tr>
-        <w:tc>
-          <w:tcPr>
-            <w:tcW w:type="dxa" w:w="1247"/>
-          </w:tcPr>
-          <w:p>
-            <w:r/>
-            <w:r>
-              <w:rPr>
-                <w:rFonts w:ascii="Times New Roman" w:hAnsi="Times New Roman" w:eastAsia="Times New Roman"/>
-                <w:b w:val="0"/>
-                <w:i w:val="0"/>
-                <w:sz w:val="16"/>
-              </w:rPr>
-              <w:t>sc-01</w:t>
-            </w:r>
-          </w:p>
-        </w:tc>
-        <w:tc>
-          <w:tcPr>
-            <w:tcW w:type="dxa" w:w="1020"/>
-            <w:shd w:fill="C6EFCE" w:val="clear"/>
-          </w:tcPr>
-          <w:p>
-            <w:r/>
-            <w:r>
-              <w:rPr>
-                <w:rFonts w:ascii="Times New Roman" w:hAnsi="Times New Roman" w:eastAsia="Times New Roman"/>
-                <w:b w:val="0"/>
-                <w:i w:val="0"/>
-                <w:sz w:val="16"/>
-              </w:rPr>
-              <w:t>L</w:t>
-            </w:r>
-          </w:p>
-        </w:tc>
-        <w:tc>
-          <w:tcPr>
-            <w:tcW w:type="dxa" w:w="7370"/>
-          </w:tcPr>
-          <w:p>
-            <w:r/>
-            <w:r>
-              <w:rPr>
-                <w:rFonts w:ascii="Times New Roman" w:hAnsi="Times New Roman" w:eastAsia="Times New Roman"/>
-                <w:b w:val="0"/>
-                <w:i w:val="0"/>
-                <w:sz w:val="16"/>
-              </w:rPr>
-              <w:t>POS/SHU out of active scope (shu disabled/non-focus)=yes</w:t>
-            </w:r>
-          </w:p>
-        </w:tc>
-      </w:tr>
-      <w:tr>
-        <w:tc>
-          <w:tcPr>
-            <w:tcW w:type="dxa" w:w="1247"/>
-          </w:tcPr>
-          <w:p>
-            <w:r/>
-            <w:r>
-              <w:rPr>
-                <w:rFonts w:ascii="Times New Roman" w:hAnsi="Times New Roman" w:eastAsia="Times New Roman"/>
-                <w:b w:val="0"/>
-                <w:i w:val="0"/>
-                <w:sz w:val="16"/>
-              </w:rPr>
-              <w:t>sc-02</w:t>
-            </w:r>
-          </w:p>
-        </w:tc>
-        <w:tc>
-          <w:tcPr>
-            <w:tcW w:type="dxa" w:w="1020"/>
-            <w:shd w:fill="C6EFCE" w:val="clear"/>
-          </w:tcPr>
-          <w:p>
-            <w:r/>
-            <w:r>
-              <w:rPr>
-                <w:rFonts w:ascii="Times New Roman" w:hAnsi="Times New Roman" w:eastAsia="Times New Roman"/>
-                <w:b w:val="0"/>
-                <w:i w:val="0"/>
-                <w:sz w:val="16"/>
-              </w:rPr>
-              <w:t>L</w:t>
-            </w:r>
-          </w:p>
-        </w:tc>
-        <w:tc>
-          <w:tcPr>
-            <w:tcW w:type="dxa" w:w="7370"/>
-          </w:tcPr>
-          <w:p>
-            <w:r/>
-            <w:r>
-              <w:rPr>
-                <w:rFonts w:ascii="Times New Roman" w:hAnsi="Times New Roman" w:eastAsia="Times New Roman"/>
-                <w:b w:val="0"/>
-                <w:i w:val="0"/>
-                <w:sz w:val="16"/>
-              </w:rPr>
-              <w:t>HTTP /petugas=404; petugas users=0</w:t>
+              <w:t>seed 5jt net 4.2jt; 1jt net 730rb</w:t>
             </w:r>
           </w:p>
         </w:tc>
       </w:tr>
     </w:tbl>
-    <w:p/>
     <w:p>
-      <w:pPr>
-        <w:spacing w:after="120" w:before="200"/>
-      </w:pPr>
       <w:r>
         <w:rPr>
-          <w:rFonts w:ascii="Times New Roman" w:hAnsi="Times New Roman" w:eastAsia="Times New Roman"/>
-          <w:b/>
-          <w:i w:val="0"/>
+          <w:rFonts w:ascii="Times New Roman" w:hAnsi="Times New Roman"/>
+          <w:b w:val="0"/>
           <w:sz w:val="24"/>
         </w:rPr>
-        <w:t>Temuan utama</w:t>
       </w:r>
     </w:p>
     <w:p>
-      <w:pPr>
-        <w:spacing w:after="80" w:before="40"/>
-      </w:pPr>
       <w:r>
         <w:rPr>
-          <w:rFonts w:ascii="Times New Roman" w:hAnsi="Times New Roman" w:eastAsia="Times New Roman"/>
-          <w:b w:val="0"/>
-          <w:i w:val="0"/>
-          <w:sz w:val="20"/>
+          <w:rFonts w:ascii="Times New Roman" w:hAnsi="Times New Roman"/>
+          <w:b/>
+          <w:sz w:val="24"/>
         </w:rPr>
-        <w:t>• Login 4 role dan pembatasan akses silang berjalan.</w:t>
+        <w:t>Kalimat BAB 4</w:t>
       </w:r>
     </w:p>
     <w:p>
-      <w:pPr>
-        <w:spacing w:after="80" w:before="40"/>
-      </w:pPr>
       <w:r>
         <w:rPr>
-          <w:rFonts w:ascii="Times New Roman" w:hAnsi="Times New Roman" w:eastAsia="Times New Roman"/>
+          <w:rFonts w:ascii="Times New Roman" w:hAnsi="Times New Roman"/>
           <w:b w:val="0"/>
-          <w:i w:val="0"/>
-          <w:sz w:val="20"/>
-        </w:rPr>
-        <w:t>• Fee pinjaman 11/5/22 &amp; cair 73% benar; jadwal weekly 12 baris terbentuk saat pencairan.</w:t>
-      </w:r>
-    </w:p>
-    <w:p>
-      <w:pPr>
-        <w:spacing w:after="80" w:before="40"/>
-      </w:pPr>
-      <w:r>
-        <w:rPr>
-          <w:rFonts w:ascii="Times New Roman" w:hAnsi="Times New Roman" w:eastAsia="Times New Roman"/>
-          <w:b w:val="0"/>
-          <w:i w:val="0"/>
-          <w:sz w:val="20"/>
-        </w:rPr>
-        <w:t>• Anggota hanya melihat pinjaman sendiri; tidak bisa create tabungan/pinjaman.</w:t>
-      </w:r>
-    </w:p>
-    <w:p>
-      <w:pPr>
-        <w:spacing w:after="80" w:before="40"/>
-      </w:pPr>
-      <w:r>
-        <w:rPr>
-          <w:rFonts w:ascii="Times New Roman" w:hAnsi="Times New Roman" w:eastAsia="Times New Roman"/>
-          <w:b w:val="0"/>
-          <w:i w:val="0"/>
-          <w:sz w:val="20"/>
-        </w:rPr>
-        <w:t>• /petugas 404; CAPTCHA nonaktif; POS/SHU di luar scope aktif.</w:t>
-      </w:r>
-    </w:p>
-    <w:p>
-      <w:pPr>
-        <w:spacing w:after="80" w:before="40"/>
-      </w:pPr>
-      <w:r>
-        <w:rPr>
-          <w:rFonts w:ascii="Times New Roman" w:hAnsi="Times New Roman" w:eastAsia="Times New Roman"/>
-          <w:b w:val="0"/>
-          <w:i w:val="0"/>
-          <w:sz w:val="20"/>
-        </w:rPr>
-        <w:t>• Beberapa cek UI manual (cetak kuitansi, klik backup) L berbasis ketersediaan fitur/kode.</w:t>
-      </w:r>
-    </w:p>
-    <w:p>
-      <w:pPr>
-        <w:spacing w:after="120" w:before="200"/>
-      </w:pPr>
-      <w:r>
-        <w:rPr>
-          <w:rFonts w:ascii="Times New Roman" w:hAnsi="Times New Roman" w:eastAsia="Times New Roman"/>
-          <w:b/>
-          <w:i w:val="0"/>
           <w:sz w:val="24"/>
         </w:rPr>
-        <w:t>Kalimat siap tempel BAB 4</w:t>
-      </w:r>
-    </w:p>
-    <w:p>
-      <w:pPr>
-        <w:spacing w:after="80" w:before="40"/>
-      </w:pPr>
-      <w:r>
-        <w:rPr>
-          <w:rFonts w:ascii="Times New Roman" w:hAnsi="Times New Roman" w:eastAsia="Times New Roman"/>
-          <w:b w:val="0"/>
-          <w:i w:val="0"/>
-          <w:sz w:val="20"/>
-        </w:rPr>
-        <w:t>Pengujian fungsional menggunakan metode Black Box Testing dengan teknik ECP, BVA, dan Error Guessing. Sebanyak 30 kasus uji dijalankan pada modul autentikasi (tanpa CAPTCHA), tabungan, pinjaman kelompok, laporan, dan batasan scope. Hasil rekap menunjukkan 30 kasus lulus (100.0%), 0 tidak lulus, dan 0 bug minor. Temuan utama kemudian ditindaklanjuti pada tahap revisi produk sesuai siklus R&amp;D.</w:t>
+        <w:t>Setelah basis data direset dan di-seed ulang, pengujian fungsional Black Box (ECP/BVA/Error Guessing) pada 36 kasus verifikasi (termasuk fee berjenjang) menghasilkan 36 lulus (100%). Contoh: Rp1.000.000 → cair Rp730.000 (UTJ 22%); Rp2.600.000 → cair Rp2.184.000 (UTJ 11%). Skor UAT lapangan menunggu pengisian mitra.</w:t>
       </w:r>
     </w:p>
     <w:sectPr>
       <w:pgSz w:w="12240" w:h="15840"/>
-      <w:pgMar w:top="1020" w:right="1134" w:bottom="1020" w:left="1134" w:header="720" w:footer="720" w:gutter="0"/>
+      <w:pgMar w:top="1134" w:right="1134" w:bottom="1134" w:left="1134" w:header="720" w:footer="720" w:gutter="0"/>
       <w:cols w:space="720"/>
       <w:docGrid w:linePitch="360"/>
     </w:sectPr>
